--- a/BÁO CÁO ĐỒ ÁN CHUYÊN NGÀNH - CHƯƠNG 5 - KẾT LUẬN - NHÓM 21.docx
+++ b/BÁO CÁO ĐỒ ÁN CHUYÊN NGÀNH - CHƯƠNG 5 - KẾT LUẬN - NHÓM 21.docx
@@ -643,7 +643,64 @@
           <w:rFonts w:ascii="Times New Roman" w:hAnsi="Times New Roman"/>
           <w:sz w:val="24"/>
         </w:rPr>
-        <w:t>Giao diện đăng nhập và đăng ký được thiết kế theo phong cách tối giản hiện đại (Minimalism). Hệ thống tự động kiểm tra độ mạnh của mật khẩu theo thời gian thực (hiển thị tích xanh khi đủ chữ hoa, thường, số, ký tự đặc biệt). Tích hợp tùy chọn 'Ghi nhớ đăng nhập' giúp tự động lưu phiên làm việc an toàn.</w:t>
+        <w:t>Giao diện đăng nhập và đăng ký được thiết kế theo phong cách tối giản hiện đại (Minimalism). Hệ thống tự động kiểm tra độ mạnh của mật khẩu theo thời gian thực (hiển thị tích xanh khi đủ chữ hoa, thường, số, ký tự đặc biệt). Tích hợp tùy chọn 'Ghi nhớ đăng nhập' giúp tự động lưu phiên làm việc an toàn:</w:t>
+      </w:r>
+    </w:p>
+    <w:p>
+      <w:pPr>
+        <w:keepNext/>
+        <w:spacing w:before="160" w:after="40"/>
+        <w:jc w:val="center"/>
+      </w:pPr>
+      <w:r>
+        <w:drawing>
+          <wp:inline xmlns:a="http://schemas.openxmlformats.org/drawingml/2006/main" xmlns:pic="http://schemas.openxmlformats.org/drawingml/2006/picture">
+            <wp:extent cx="5120640" cy="4570291"/>
+            <wp:docPr id="1" name="Picture 1"/>
+            <wp:cNvGraphicFramePr>
+              <a:graphicFrameLocks noChangeAspect="1"/>
+            </wp:cNvGraphicFramePr>
+            <a:graphic>
+              <a:graphicData uri="http://schemas.openxmlformats.org/drawingml/2006/picture">
+                <pic:pic>
+                  <pic:nvPicPr>
+                    <pic:cNvPr id="0" name="hinh_5_1_giao_dien_login.png"/>
+                    <pic:cNvPicPr/>
+                  </pic:nvPicPr>
+                  <pic:blipFill>
+                    <a:blip r:embed="rId9"/>
+                    <a:stretch>
+                      <a:fillRect/>
+                    </a:stretch>
+                  </pic:blipFill>
+                  <pic:spPr>
+                    <a:xfrm>
+                      <a:off x="0" y="0"/>
+                      <a:ext cx="5120640" cy="4570291"/>
+                    </a:xfrm>
+                    <a:prstGeom prst="rect"/>
+                  </pic:spPr>
+                </pic:pic>
+              </a:graphicData>
+            </a:graphic>
+          </wp:inline>
+        </w:drawing>
+      </w:r>
+    </w:p>
+    <w:p>
+      <w:pPr>
+        <w:spacing w:after="160"/>
+        <w:jc w:val="center"/>
+      </w:pPr>
+      <w:r>
+        <w:rPr>
+          <w:rFonts w:ascii="Times New Roman" w:hAnsi="Times New Roman"/>
+          <w:b/>
+          <w:i/>
+          <w:color w:val="1F2937"/>
+          <w:sz w:val="22"/>
+        </w:rPr>
+        <w:t>Hình 5.1: Giao diện màn hình Đăng ký / Đăng nhập tài khoản</w:t>
       </w:r>
     </w:p>
     <w:p>
@@ -672,7 +729,64 @@
           <w:rFonts w:ascii="Times New Roman" w:hAnsi="Times New Roman"/>
           <w:sz w:val="24"/>
         </w:rPr>
-        <w:t>Bố cục chia 3 cột khoa học: Cột trái (Thanh điều hướng chức năng, danh sách bạn bè, chuyển đổi Dark/Light mode), Cột giữa (Danh sách các cuộc trò chuyện kèm trạng thái Online 🟢 và trích đoạn tin nhắn mới nhất), Cột phải (Khung chat chính, thanh tiêu đề hội thoại, nút gọi điện và chia sẻ).</w:t>
+        <w:t>Bố cục chia 3 cột khoa học chuẩn Telegram Desktop: Cột trái điều hướng chức năng, danh sách hội thoại kèm trạng thái Online 🟢; Cột giữa hiển thị toàn bộ lịch sử bong bóng chat thời gian thực; Cột trên hiển thị thanh tiêu đề đàm thoại và các phím tắt tiện ích:</w:t>
+      </w:r>
+    </w:p>
+    <w:p>
+      <w:pPr>
+        <w:keepNext/>
+        <w:spacing w:before="160" w:after="40"/>
+        <w:jc w:val="center"/>
+      </w:pPr>
+      <w:r>
+        <w:drawing>
+          <wp:inline xmlns:a="http://schemas.openxmlformats.org/drawingml/2006/main" xmlns:pic="http://schemas.openxmlformats.org/drawingml/2006/picture">
+            <wp:extent cx="5120640" cy="3450431"/>
+            <wp:docPr id="2" name="Picture 2"/>
+            <wp:cNvGraphicFramePr>
+              <a:graphicFrameLocks noChangeAspect="1"/>
+            </wp:cNvGraphicFramePr>
+            <a:graphic>
+              <a:graphicData uri="http://schemas.openxmlformats.org/drawingml/2006/picture">
+                <pic:pic>
+                  <pic:nvPicPr>
+                    <pic:cNvPr id="0" name="hinh_5_2_giao_dien_chat_chinh.png"/>
+                    <pic:cNvPicPr/>
+                  </pic:nvPicPr>
+                  <pic:blipFill>
+                    <a:blip r:embed="rId10"/>
+                    <a:stretch>
+                      <a:fillRect/>
+                    </a:stretch>
+                  </pic:blipFill>
+                  <pic:spPr>
+                    <a:xfrm>
+                      <a:off x="0" y="0"/>
+                      <a:ext cx="5120640" cy="3450431"/>
+                    </a:xfrm>
+                    <a:prstGeom prst="rect"/>
+                  </pic:spPr>
+                </pic:pic>
+              </a:graphicData>
+            </a:graphic>
+          </wp:inline>
+        </w:drawing>
+      </w:r>
+    </w:p>
+    <w:p>
+      <w:pPr>
+        <w:spacing w:after="160"/>
+        <w:jc w:val="center"/>
+      </w:pPr>
+      <w:r>
+        <w:rPr>
+          <w:rFonts w:ascii="Times New Roman" w:hAnsi="Times New Roman"/>
+          <w:b/>
+          <w:i/>
+          <w:color w:val="1F2937"/>
+          <w:sz w:val="22"/>
+        </w:rPr>
+        <w:t>Hình 5.2: Giao diện Cửa sổ Chat chính với danh sách hội thoại và danh bạ bạn bè</w:t>
       </w:r>
     </w:p>
     <w:p>
@@ -701,7 +815,64 @@
           <w:rFonts w:ascii="Times New Roman" w:hAnsi="Times New Roman"/>
           <w:sz w:val="24"/>
         </w:rPr>
-        <w:t>Hỗ trợ đầy đủ các tính năng trò chuyện đỉnh cao: Bong bóng chat phân màu rõ ràng; Thanh Emoji phong phú; Menu chuột phải tương tác (Ghim tin nhắn, Thu hồi tin nhắn, Thả cảm xúc ❤️, 👍, 😂,...); Tự động nhận diện liên kết Web; Hiển thị ảnh thu nhỏ xem trước và thẻ video có nút Play ▶️ xem trực tiếp.</w:t>
+        <w:t>Hệ thống hỗ trợ đầy đủ các tính năng tương tác chuyên nghiệp: Thả biểu cảm cảm xúc (Reactions), Trả lời trích dẫn tin nhắn (Reply), Ghim tin nhắn lên đầu cuộc trò chuyện, Chia sẻ vị trí địa lý GPS và Xem trước thẻ tệp tin/video sắc nét:</w:t>
+      </w:r>
+    </w:p>
+    <w:p>
+      <w:pPr>
+        <w:keepNext/>
+        <w:spacing w:before="160" w:after="40"/>
+        <w:jc w:val="center"/>
+      </w:pPr>
+      <w:r>
+        <w:drawing>
+          <wp:inline xmlns:a="http://schemas.openxmlformats.org/drawingml/2006/main" xmlns:pic="http://schemas.openxmlformats.org/drawingml/2006/picture">
+            <wp:extent cx="5120640" cy="3295412"/>
+            <wp:docPr id="3" name="Picture 3"/>
+            <wp:cNvGraphicFramePr>
+              <a:graphicFrameLocks noChangeAspect="1"/>
+            </wp:cNvGraphicFramePr>
+            <a:graphic>
+              <a:graphicData uri="http://schemas.openxmlformats.org/drawingml/2006/picture">
+                <pic:pic>
+                  <pic:nvPicPr>
+                    <pic:cNvPr id="0" name="hinh_5_3_giao_dien_reaction_reply.png"/>
+                    <pic:cNvPicPr/>
+                  </pic:nvPicPr>
+                  <pic:blipFill>
+                    <a:blip r:embed="rId11"/>
+                    <a:stretch>
+                      <a:fillRect/>
+                    </a:stretch>
+                  </pic:blipFill>
+                  <pic:spPr>
+                    <a:xfrm>
+                      <a:off x="0" y="0"/>
+                      <a:ext cx="5120640" cy="3295412"/>
+                    </a:xfrm>
+                    <a:prstGeom prst="rect"/>
+                  </pic:spPr>
+                </pic:pic>
+              </a:graphicData>
+            </a:graphic>
+          </wp:inline>
+        </w:drawing>
+      </w:r>
+    </w:p>
+    <w:p>
+      <w:pPr>
+        <w:spacing w:after="160"/>
+        <w:jc w:val="center"/>
+      </w:pPr>
+      <w:r>
+        <w:rPr>
+          <w:rFonts w:ascii="Times New Roman" w:hAnsi="Times New Roman"/>
+          <w:b/>
+          <w:i/>
+          <w:color w:val="1F2937"/>
+          <w:sz w:val="22"/>
+        </w:rPr>
+        <w:t>Hình 5.3: Giao diện tương tác tin nhắn nâng cao (Reactions, Ghim, Trả lời, Vị trí GPS)</w:t>
       </w:r>
     </w:p>
     <w:p>
@@ -730,7 +901,322 @@
           <w:rFonts w:ascii="Times New Roman" w:hAnsi="Times New Roman"/>
           <w:sz w:val="24"/>
         </w:rPr>
-        <w:t>Khi có cuộc gọi đến, cửa sổ đàm thoại hiện đại (Call Modal) xuất hiện với hiệu ứng phát chuông reo và ảnh đại diện chuyển động. Trong cuộc gọi, người dùng có thể linh hoạt: Bật/Tắt Micro, Bật/Tắt Camera, Chia sẻ màn hình máy tính (Screen Share) và xem đồng hồ thời gian đàm thoại trực tiếp. Video của đối phương được render trực tiếp qua DOM Reference, giảm tải CPU về mức gần 0%.</w:t>
+        <w:t>Cửa sổ cuộc gọi hiện đại với hiệu ứng vòng tròn avatar phát xung âm thanh, đàm thoại 2 chiều qua Web Audio API (16kHz PCM), truyền khung hình webcam thời gian thực với khung nổi Picture-in-Picture (PIP), điều khiển Bật/Tắt Mic, Cam và Chia sẻ màn hình trực tiếp:</w:t>
+      </w:r>
+    </w:p>
+    <w:p>
+      <w:pPr>
+        <w:keepNext/>
+        <w:spacing w:before="160" w:after="40"/>
+        <w:jc w:val="center"/>
+      </w:pPr>
+      <w:r>
+        <w:drawing>
+          <wp:inline xmlns:a="http://schemas.openxmlformats.org/drawingml/2006/main" xmlns:pic="http://schemas.openxmlformats.org/drawingml/2006/picture">
+            <wp:extent cx="5120640" cy="3625453"/>
+            <wp:docPr id="4" name="Picture 4"/>
+            <wp:cNvGraphicFramePr>
+              <a:graphicFrameLocks noChangeAspect="1"/>
+            </wp:cNvGraphicFramePr>
+            <a:graphic>
+              <a:graphicData uri="http://schemas.openxmlformats.org/drawingml/2006/picture">
+                <pic:pic>
+                  <pic:nvPicPr>
+                    <pic:cNvPr id="0" name="hinh_5_4_giao_dien_video_call.png"/>
+                    <pic:cNvPicPr/>
+                  </pic:nvPicPr>
+                  <pic:blipFill>
+                    <a:blip r:embed="rId12"/>
+                    <a:stretch>
+                      <a:fillRect/>
+                    </a:stretch>
+                  </pic:blipFill>
+                  <pic:spPr>
+                    <a:xfrm>
+                      <a:off x="0" y="0"/>
+                      <a:ext cx="5120640" cy="3625453"/>
+                    </a:xfrm>
+                    <a:prstGeom prst="rect"/>
+                  </pic:spPr>
+                </pic:pic>
+              </a:graphicData>
+            </a:graphic>
+          </wp:inline>
+        </w:drawing>
+      </w:r>
+    </w:p>
+    <w:p>
+      <w:pPr>
+        <w:spacing w:after="160"/>
+        <w:jc w:val="center"/>
+      </w:pPr>
+      <w:r>
+        <w:rPr>
+          <w:rFonts w:ascii="Times New Roman" w:hAnsi="Times New Roman"/>
+          <w:b/>
+          <w:i/>
+          <w:color w:val="1F2937"/>
+          <w:sz w:val="22"/>
+        </w:rPr>
+        <w:t>Hình 5.4: Giao diện Cuộc gọi Video Call trực tuyến và điều khiển đàm thoại đa phương tiện</w:t>
+      </w:r>
+    </w:p>
+    <w:p>
+      <w:pPr>
+        <w:keepNext/>
+        <w:spacing w:before="120" w:after="40"/>
+      </w:pPr>
+      <w:r>
+        <w:rPr>
+          <w:rFonts w:ascii="Times New Roman" w:hAnsi="Times New Roman"/>
+          <w:b/>
+          <w:i/>
+          <w:color w:val="334155"/>
+          <w:sz w:val="24"/>
+        </w:rPr>
+        <w:t>5.2.5. Giao diện Tạo nhóm trò chuyện mới</w:t>
+      </w:r>
+    </w:p>
+    <w:p>
+      <w:pPr>
+        <w:spacing w:line="312" w:lineRule="auto" w:after="80"/>
+        <w:jc w:val="both"/>
+      </w:pPr>
+      <w:r>
+        <w:rPr>
+          <w:rFonts w:ascii="Times New Roman" w:hAnsi="Times New Roman"/>
+          <w:sz w:val="24"/>
+        </w:rPr>
+        <w:t>Người dùng có thể dễ dàng khởi tạo nhóm chat đa thành viên, đặt tên nhóm và lựa chọn thêm bạn bè từ danh bạ hoặc tìm kiếm theo username/ID:</w:t>
+      </w:r>
+    </w:p>
+    <w:p>
+      <w:pPr>
+        <w:keepNext/>
+        <w:spacing w:before="160" w:after="40"/>
+        <w:jc w:val="center"/>
+      </w:pPr>
+      <w:r>
+        <w:drawing>
+          <wp:inline xmlns:a="http://schemas.openxmlformats.org/drawingml/2006/main" xmlns:pic="http://schemas.openxmlformats.org/drawingml/2006/picture">
+            <wp:extent cx="5120640" cy="5737172"/>
+            <wp:docPr id="5" name="Picture 5"/>
+            <wp:cNvGraphicFramePr>
+              <a:graphicFrameLocks noChangeAspect="1"/>
+            </wp:cNvGraphicFramePr>
+            <a:graphic>
+              <a:graphicData uri="http://schemas.openxmlformats.org/drawingml/2006/picture">
+                <pic:pic>
+                  <pic:nvPicPr>
+                    <pic:cNvPr id="0" name="hinh_5_5_giao_dien_tao_nhom.png"/>
+                    <pic:cNvPicPr/>
+                  </pic:nvPicPr>
+                  <pic:blipFill>
+                    <a:blip r:embed="rId13"/>
+                    <a:stretch>
+                      <a:fillRect/>
+                    </a:stretch>
+                  </pic:blipFill>
+                  <pic:spPr>
+                    <a:xfrm>
+                      <a:off x="0" y="0"/>
+                      <a:ext cx="5120640" cy="5737172"/>
+                    </a:xfrm>
+                    <a:prstGeom prst="rect"/>
+                  </pic:spPr>
+                </pic:pic>
+              </a:graphicData>
+            </a:graphic>
+          </wp:inline>
+        </w:drawing>
+      </w:r>
+    </w:p>
+    <w:p>
+      <w:pPr>
+        <w:spacing w:after="160"/>
+        <w:jc w:val="center"/>
+      </w:pPr>
+      <w:r>
+        <w:rPr>
+          <w:rFonts w:ascii="Times New Roman" w:hAnsi="Times New Roman"/>
+          <w:b/>
+          <w:i/>
+          <w:color w:val="1F2937"/>
+          <w:sz w:val="22"/>
+        </w:rPr>
+        <w:t>Hình 5.5: Giao diện Khởi tạo Nhóm trò chuyện mới và thêm thành viên</w:t>
+      </w:r>
+    </w:p>
+    <w:p>
+      <w:pPr>
+        <w:keepNext/>
+        <w:spacing w:before="120" w:after="40"/>
+      </w:pPr>
+      <w:r>
+        <w:rPr>
+          <w:rFonts w:ascii="Times New Roman" w:hAnsi="Times New Roman"/>
+          <w:b/>
+          <w:i/>
+          <w:color w:val="334155"/>
+          <w:sz w:val="24"/>
+        </w:rPr>
+        <w:t>5.2.6. Giao diện Khóa màn hình bảo mật mã PIN</w:t>
+      </w:r>
+    </w:p>
+    <w:p>
+      <w:pPr>
+        <w:spacing w:line="312" w:lineRule="auto" w:after="80"/>
+        <w:jc w:val="both"/>
+      </w:pPr>
+      <w:r>
+        <w:rPr>
+          <w:rFonts w:ascii="Times New Roman" w:hAnsi="Times New Roman"/>
+          <w:sz w:val="24"/>
+        </w:rPr>
+        <w:t>Để bảo vệ quyền riêng tư cá nhân khi người dùng tạm thời rời máy tính, ứng dụng tích hợp phím tắt nhanh Ctrl+L kích hoạt màn hình khóa bằng mã PIN 4 số an toàn:</w:t>
+      </w:r>
+    </w:p>
+    <w:p>
+      <w:pPr>
+        <w:keepNext/>
+        <w:spacing w:before="160" w:after="40"/>
+        <w:jc w:val="center"/>
+      </w:pPr>
+      <w:r>
+        <w:drawing>
+          <wp:inline xmlns:a="http://schemas.openxmlformats.org/drawingml/2006/main" xmlns:pic="http://schemas.openxmlformats.org/drawingml/2006/picture">
+            <wp:extent cx="5120640" cy="5103428"/>
+            <wp:docPr id="6" name="Picture 6"/>
+            <wp:cNvGraphicFramePr>
+              <a:graphicFrameLocks noChangeAspect="1"/>
+            </wp:cNvGraphicFramePr>
+            <a:graphic>
+              <a:graphicData uri="http://schemas.openxmlformats.org/drawingml/2006/picture">
+                <pic:pic>
+                  <pic:nvPicPr>
+                    <pic:cNvPr id="0" name="hinh_5_6_giao_dien_khoa_pin.png"/>
+                    <pic:cNvPicPr/>
+                  </pic:nvPicPr>
+                  <pic:blipFill>
+                    <a:blip r:embed="rId14"/>
+                    <a:stretch>
+                      <a:fillRect/>
+                    </a:stretch>
+                  </pic:blipFill>
+                  <pic:spPr>
+                    <a:xfrm>
+                      <a:off x="0" y="0"/>
+                      <a:ext cx="5120640" cy="5103428"/>
+                    </a:xfrm>
+                    <a:prstGeom prst="rect"/>
+                  </pic:spPr>
+                </pic:pic>
+              </a:graphicData>
+            </a:graphic>
+          </wp:inline>
+        </w:drawing>
+      </w:r>
+    </w:p>
+    <w:p>
+      <w:pPr>
+        <w:spacing w:after="160"/>
+        <w:jc w:val="center"/>
+      </w:pPr>
+      <w:r>
+        <w:rPr>
+          <w:rFonts w:ascii="Times New Roman" w:hAnsi="Times New Roman"/>
+          <w:b/>
+          <w:i/>
+          <w:color w:val="1F2937"/>
+          <w:sz w:val="22"/>
+        </w:rPr>
+        <w:t>Hình 5.6: Giao diện Khóa màn hình bảo mật mã PIN khi người dùng tạm rời máy</w:t>
+      </w:r>
+    </w:p>
+    <w:p>
+      <w:pPr>
+        <w:keepNext/>
+        <w:spacing w:before="120" w:after="40"/>
+      </w:pPr>
+      <w:r>
+        <w:rPr>
+          <w:rFonts w:ascii="Times New Roman" w:hAnsi="Times New Roman"/>
+          <w:b/>
+          <w:i/>
+          <w:color w:val="334155"/>
+          <w:sz w:val="24"/>
+        </w:rPr>
+        <w:t>5.2.7. Giao diện Bảng điều khiển Thông tin hội thoại</w:t>
+      </w:r>
+    </w:p>
+    <w:p>
+      <w:pPr>
+        <w:spacing w:line="312" w:lineRule="auto" w:after="80"/>
+        <w:jc w:val="both"/>
+      </w:pPr>
+      <w:r>
+        <w:rPr>
+          <w:rFonts w:ascii="Times New Roman" w:hAnsi="Times New Roman"/>
+          <w:sz w:val="24"/>
+        </w:rPr>
+        <w:t>Cửa sổ quản lý thông tin hội thoại phân loại chi tiết: Thư viện ảnh đã chia sẻ, Danh sách tệp tin đính kèm và Danh sách các tin nhắn quan trọng được ghim:</w:t>
+      </w:r>
+    </w:p>
+    <w:p>
+      <w:pPr>
+        <w:keepNext/>
+        <w:spacing w:before="160" w:after="40"/>
+        <w:jc w:val="center"/>
+      </w:pPr>
+      <w:r>
+        <w:drawing>
+          <wp:inline xmlns:a="http://schemas.openxmlformats.org/drawingml/2006/main" xmlns:pic="http://schemas.openxmlformats.org/drawingml/2006/picture">
+            <wp:extent cx="5120640" cy="6020535"/>
+            <wp:docPr id="7" name="Picture 7"/>
+            <wp:cNvGraphicFramePr>
+              <a:graphicFrameLocks noChangeAspect="1"/>
+            </wp:cNvGraphicFramePr>
+            <a:graphic>
+              <a:graphicData uri="http://schemas.openxmlformats.org/drawingml/2006/picture">
+                <pic:pic>
+                  <pic:nvPicPr>
+                    <pic:cNvPr id="0" name="hinh_5_7_thong_tin_hoi_thoai.png"/>
+                    <pic:cNvPicPr/>
+                  </pic:nvPicPr>
+                  <pic:blipFill>
+                    <a:blip r:embed="rId15"/>
+                    <a:stretch>
+                      <a:fillRect/>
+                    </a:stretch>
+                  </pic:blipFill>
+                  <pic:spPr>
+                    <a:xfrm>
+                      <a:off x="0" y="0"/>
+                      <a:ext cx="5120640" cy="6020535"/>
+                    </a:xfrm>
+                    <a:prstGeom prst="rect"/>
+                  </pic:spPr>
+                </pic:pic>
+              </a:graphicData>
+            </a:graphic>
+          </wp:inline>
+        </w:drawing>
+      </w:r>
+    </w:p>
+    <w:p>
+      <w:pPr>
+        <w:spacing w:after="160"/>
+        <w:jc w:val="center"/>
+      </w:pPr>
+      <w:r>
+        <w:rPr>
+          <w:rFonts w:ascii="Times New Roman" w:hAnsi="Times New Roman"/>
+          <w:b/>
+          <w:i/>
+          <w:color w:val="1F2937"/>
+          <w:sz w:val="22"/>
+        </w:rPr>
+        <w:t>Hình 5.7: Giao diện Bảng điều khiển Thông tin hội thoại, Thư viện ảnh và Tệp tin</w:t>
       </w:r>
     </w:p>
     <w:p>
@@ -3457,6 +3943,63 @@
     <w:p>
       <w:pPr>
         <w:keepNext/>
+        <w:spacing w:before="160" w:after="40"/>
+        <w:jc w:val="center"/>
+      </w:pPr>
+      <w:r>
+        <w:drawing>
+          <wp:inline xmlns:a="http://schemas.openxmlformats.org/drawingml/2006/main" xmlns:pic="http://schemas.openxmlformats.org/drawingml/2006/picture">
+            <wp:extent cx="5120640" cy="2953637"/>
+            <wp:docPr id="8" name="Picture 8"/>
+            <wp:cNvGraphicFramePr>
+              <a:graphicFrameLocks noChangeAspect="1"/>
+            </wp:cNvGraphicFramePr>
+            <a:graphic>
+              <a:graphicData uri="http://schemas.openxmlformats.org/drawingml/2006/picture">
+                <pic:pic>
+                  <pic:nvPicPr>
+                    <pic:cNvPr id="0" name="hinh_5_8_ket_qua_kiem_thu.png"/>
+                    <pic:cNvPicPr/>
+                  </pic:nvPicPr>
+                  <pic:blipFill>
+                    <a:blip r:embed="rId16"/>
+                    <a:stretch>
+                      <a:fillRect/>
+                    </a:stretch>
+                  </pic:blipFill>
+                  <pic:spPr>
+                    <a:xfrm>
+                      <a:off x="0" y="0"/>
+                      <a:ext cx="5120640" cy="2953637"/>
+                    </a:xfrm>
+                    <a:prstGeom prst="rect"/>
+                  </pic:spPr>
+                </pic:pic>
+              </a:graphicData>
+            </a:graphic>
+          </wp:inline>
+        </w:drawing>
+      </w:r>
+    </w:p>
+    <w:p>
+      <w:pPr>
+        <w:spacing w:after="160"/>
+        <w:jc w:val="center"/>
+      </w:pPr>
+      <w:r>
+        <w:rPr>
+          <w:rFonts w:ascii="Times New Roman" w:hAnsi="Times New Roman"/>
+          <w:b/>
+          <w:i/>
+          <w:color w:val="1F2937"/>
+          <w:sz w:val="22"/>
+        </w:rPr>
+        <w:t>Hình 5.8: Biểu đồ tổng kết kết quả thực thi kiểm thử hệ thống (Đạt 100% các ca kiểm thử)</w:t>
+      </w:r>
+    </w:p>
+    <w:p>
+      <w:pPr>
+        <w:keepNext/>
         <w:spacing w:before="240" w:after="80"/>
       </w:pPr>
       <w:r>
